--- a/public/templates-clean/clinceni/8. Anexa 6 - Declarație de neasumare (2).docx
+++ b/public/templates-clean/clinceni/8. Anexa 6 - Declarație de neasumare (2).docx
@@ -425,7 +425,7 @@
         <w:rPr>
           <w:rFonts w:eastAsia="Times New Roman" w:cs="Times New Roman"/>
         </w:rPr>
-        <w:t xml:space="preserve"> C.I. seria  RK   nr. 611070, </w:t>
+        <w:t xml:space="preserve"> C.I. seria {APARTINATOR_CI_SERIE} nr. {APARTINATOR_CI_NUMAR}, </w:t>
       </w:r>
       <w:r>
         <w:rPr>
